--- a/templates/single_employee.docx
+++ b/templates/single_employee.docx
@@ -338,7 +338,7 @@
           <w:rtl w:val="0"/>
           <w:lang w:val="ru-RU"/>
         </w:rPr>
-        <w:t>employee_name</w:t>
+        <w:t>full_name</w:t>
       </w:r>
       <w:r>
         <w:rPr>
@@ -641,7 +641,7 @@
       <w:tblPr>
         <w:tblW w:w="9027" w:type="dxa"/>
         <w:jc w:val="left"/>
-        <w:tblInd w:w="316" w:type="dxa"/>
+        <w:tblInd w:w="424" w:type="dxa"/>
         <w:tblBorders>
           <w:top w:val="single" w:color="ffffff" w:sz="8" w:space="0" w:shadow="0" w:frame="0"/>
           <w:left w:val="single" w:color="ffffff" w:sz="8" w:space="0" w:shadow="0" w:frame="0"/>
@@ -666,7 +666,7 @@
           <w:shd w:val="clear" w:color="auto" w:fill="cdd4e9"/>
         </w:tblPrEx>
         <w:trPr>
-          <w:trHeight w:val="751" w:hRule="atLeast"/>
+          <w:trHeight w:val="771" w:hRule="atLeast"/>
         </w:trPr>
         <w:tc>
           <w:tcPr>
@@ -995,7 +995,7 @@
           <w:shd w:val="clear" w:color="auto" w:fill="cdd4e9"/>
         </w:tblPrEx>
         <w:trPr>
-          <w:trHeight w:val="971" w:hRule="atLeast"/>
+          <w:trHeight w:val="991" w:hRule="atLeast"/>
         </w:trPr>
         <w:tc>
           <w:tcPr>
@@ -1017,7 +1017,7 @@
           </w:tcPr>
           <w:p>
             <w:pPr>
-              <w:pStyle w:val="Основной текст"/>
+              <w:pStyle w:val="Основной текст A"/>
               <w:widowControl w:val="0"/>
               <w:suppressAutoHyphens w:val="1"/>
               <w:jc w:val="center"/>
@@ -1029,26 +1029,8 @@
                 <w:shd w:val="clear" w:color="auto" w:fill="ffffff"/>
                 <w:rtl w:val="0"/>
                 <w:lang w:val="en-US"/>
-                <w14:textOutline w14:w="12700" w14:cap="flat">
-                  <w14:noFill/>
-                  <w14:miter w14:lim="400000"/>
-                </w14:textOutline>
               </w:rPr>
-              <w:t>{%tr for item in items %</w:t>
-            </w:r>
-            <w:r>
-              <w:rPr>
-                <w:sz w:val="22"/>
-                <w:szCs w:val="22"/>
-                <w:shd w:val="clear" w:color="auto" w:fill="ffffff"/>
-                <w:rtl w:val="0"/>
-                <w:lang w:val="en-US"/>
-                <w14:textOutline w14:w="12700" w14:cap="flat">
-                  <w14:noFill/>
-                  <w14:miter w14:lim="400000"/>
-                </w14:textOutline>
-              </w:rPr>
-              <w:t>}</w:t>
+              <w:t>{%tr for item in items %}</w:t>
             </w:r>
           </w:p>
         </w:tc>
@@ -1158,7 +1140,7 @@
           <w:shd w:val="clear" w:color="auto" w:fill="cdd4e9"/>
         </w:tblPrEx>
         <w:trPr>
-          <w:trHeight w:val="491" w:hRule="atLeast"/>
+          <w:trHeight w:val="511" w:hRule="atLeast"/>
         </w:trPr>
         <w:tc>
           <w:tcPr>
@@ -1180,7 +1162,7 @@
           </w:tcPr>
           <w:p>
             <w:pPr>
-              <w:pStyle w:val="Основной текст"/>
+              <w:pStyle w:val="Основной текст A"/>
               <w:widowControl w:val="0"/>
               <w:suppressAutoHyphens w:val="1"/>
               <w:jc w:val="center"/>
@@ -1192,10 +1174,6 @@
                 <w:shd w:val="clear" w:color="auto" w:fill="ffffff"/>
                 <w:rtl w:val="0"/>
                 <w:lang w:val="en-US"/>
-                <w14:textOutline w14:w="12700" w14:cap="flat">
-                  <w14:noFill/>
-                  <w14:miter w14:lim="400000"/>
-                </w14:textOutline>
               </w:rPr>
               <w:t>{{loop.index}}</w:t>
             </w:r>
@@ -1221,7 +1199,7 @@
           </w:tcPr>
           <w:p>
             <w:pPr>
-              <w:pStyle w:val="Основной текст"/>
+              <w:pStyle w:val="Основной текст A"/>
               <w:widowControl w:val="0"/>
               <w:suppressAutoHyphens w:val="1"/>
               <w:jc w:val="center"/>
@@ -1233,10 +1211,6 @@
                 <w:shd w:val="clear" w:color="auto" w:fill="ffffff"/>
                 <w:rtl w:val="0"/>
                 <w:lang w:val="en-US"/>
-                <w14:textOutline w14:w="12700" w14:cap="flat">
-                  <w14:noFill/>
-                  <w14:miter w14:lim="400000"/>
-                </w14:textOutline>
               </w:rPr>
               <w:t>{{item.tool_name}}</w:t>
             </w:r>
@@ -1262,7 +1236,7 @@
           </w:tcPr>
           <w:p>
             <w:pPr>
-              <w:pStyle w:val="Основной текст"/>
+              <w:pStyle w:val="Основной текст A"/>
               <w:widowControl w:val="0"/>
               <w:suppressAutoHyphens w:val="1"/>
               <w:jc w:val="center"/>
@@ -1274,10 +1248,6 @@
                 <w:shd w:val="clear" w:color="auto" w:fill="ffffff"/>
                 <w:rtl w:val="0"/>
                 <w:lang w:val="en-US"/>
-                <w14:textOutline w14:w="12700" w14:cap="flat">
-                  <w14:noFill/>
-                  <w14:miter w14:lim="400000"/>
-                </w14:textOutline>
               </w:rPr>
               <w:t>{{item.tool_code}}</w:t>
             </w:r>
@@ -1303,7 +1273,7 @@
           </w:tcPr>
           <w:p>
             <w:pPr>
-              <w:pStyle w:val="Основной текст"/>
+              <w:pStyle w:val="Основной текст A"/>
               <w:widowControl w:val="0"/>
               <w:suppressAutoHyphens w:val="1"/>
               <w:jc w:val="center"/>
@@ -1315,10 +1285,6 @@
                 <w:shd w:val="clear" w:color="auto" w:fill="ffffff"/>
                 <w:rtl w:val="0"/>
                 <w:lang w:val="en-US"/>
-                <w14:textOutline w14:w="12700" w14:cap="flat">
-                  <w14:noFill/>
-                  <w14:miter w14:lim="400000"/>
-                </w14:textOutline>
               </w:rPr>
               <w:t>шт</w:t>
             </w:r>
@@ -1329,10 +1295,6 @@
                 <w:shd w:val="clear" w:color="auto" w:fill="ffffff"/>
                 <w:rtl w:val="0"/>
                 <w:lang w:val="en-US"/>
-                <w14:textOutline w14:w="12700" w14:cap="flat">
-                  <w14:noFill/>
-                  <w14:miter w14:lim="400000"/>
-                </w14:textOutline>
               </w:rPr>
               <w:t>.</w:t>
             </w:r>
@@ -1358,7 +1320,7 @@
           </w:tcPr>
           <w:p>
             <w:pPr>
-              <w:pStyle w:val="Основной текст"/>
+              <w:pStyle w:val="Основной текст A"/>
               <w:widowControl w:val="0"/>
               <w:suppressAutoHyphens w:val="1"/>
               <w:jc w:val="center"/>
@@ -1370,10 +1332,6 @@
                 <w:shd w:val="clear" w:color="auto" w:fill="ffffff"/>
                 <w:rtl w:val="0"/>
                 <w:lang w:val="en-US"/>
-                <w14:textOutline w14:w="12700" w14:cap="flat">
-                  <w14:noFill/>
-                  <w14:miter w14:lim="400000"/>
-                </w14:textOutline>
               </w:rPr>
               <w:t>{{item.quantity}}</w:t>
             </w:r>
@@ -1399,7 +1357,7 @@
           </w:tcPr>
           <w:p>
             <w:pPr>
-              <w:pStyle w:val="Основной текст"/>
+              <w:pStyle w:val="Основной текст A"/>
               <w:widowControl w:val="0"/>
               <w:suppressAutoHyphens w:val="1"/>
               <w:jc w:val="center"/>
@@ -1411,10 +1369,6 @@
                 <w:shd w:val="clear" w:color="auto" w:fill="ffffff"/>
                 <w:rtl w:val="0"/>
                 <w:lang w:val="en-US"/>
-                <w14:textOutline w14:w="12700" w14:cap="flat">
-                  <w14:noFill/>
-                  <w14:miter w14:lim="400000"/>
-                </w14:textOutline>
               </w:rPr>
               <w:t>{{item.price}}</w:t>
             </w:r>
@@ -1426,7 +1380,7 @@
           <w:shd w:val="clear" w:color="auto" w:fill="cdd4e9"/>
         </w:tblPrEx>
         <w:trPr>
-          <w:trHeight w:val="731" w:hRule="atLeast"/>
+          <w:trHeight w:val="751" w:hRule="atLeast"/>
         </w:trPr>
         <w:tc>
           <w:tcPr>
@@ -1448,7 +1402,7 @@
           </w:tcPr>
           <w:p>
             <w:pPr>
-              <w:pStyle w:val="Основной текст"/>
+              <w:pStyle w:val="Основной текст A"/>
               <w:widowControl w:val="0"/>
               <w:suppressAutoHyphens w:val="1"/>
               <w:jc w:val="center"/>
@@ -1460,10 +1414,6 @@
                 <w:shd w:val="clear" w:color="auto" w:fill="ffffff"/>
                 <w:rtl w:val="0"/>
                 <w:lang w:val="en-US"/>
-                <w14:textOutline w14:w="12700" w14:cap="flat">
-                  <w14:noFill/>
-                  <w14:miter w14:lim="400000"/>
-                </w14:textOutline>
               </w:rPr>
               <w:t>{%tr endfor %}</w:t>
             </w:r>
@@ -1571,6 +1521,18 @@
         </w:tc>
       </w:tr>
     </w:tbl>
+    <w:p>
+      <w:pPr>
+        <w:pStyle w:val="LO-normal"/>
+        <w:widowControl w:val="0"/>
+        <w:spacing w:line="240" w:lineRule="auto"/>
+        <w:ind w:left="316" w:hanging="316"/>
+        <w:rPr>
+          <w:rFonts w:ascii="Times New Roman" w:cs="Times New Roman" w:hAnsi="Times New Roman" w:eastAsia="Times New Roman"/>
+          <w:shd w:val="clear" w:color="auto" w:fill="ffffff"/>
+        </w:rPr>
+      </w:pPr>
+    </w:p>
     <w:p>
       <w:pPr>
         <w:pStyle w:val="LO-normal"/>
@@ -2927,9 +2889,9 @@
       </w:numPr>
     </w:pPr>
   </w:style>
-  <w:style w:type="paragraph" w:styleId="Основной текст">
-    <w:name w:val="Основной текст"/>
-    <w:next w:val="Основной текст"/>
+  <w:style w:type="paragraph" w:styleId="Основной текст A">
+    <w:name w:val="Основной текст A"/>
+    <w:next w:val="Основной текст A"/>
     <w:pPr>
       <w:keepNext w:val="0"/>
       <w:keepLines w:val="0"/>
@@ -2964,8 +2926,9 @@
       <w:shd w:val="nil" w:color="auto" w:fill="auto"/>
       <w:vertAlign w:val="baseline"/>
       <w:lang w:val="en-US"/>
-      <w14:textOutline>
+      <w14:textOutline w14:w="12700" w14:cap="flat">
         <w14:noFill/>
+        <w14:miter w14:lim="400000"/>
       </w14:textOutline>
       <w14:textFill>
         <w14:solidFill>
